--- a/DSL_SEASUG-2026_Paper_Draft2.docx
+++ b/DSL_SEASUG-2026_Paper_Draft2.docx
@@ -30,7 +30,27 @@
           <w:sz w:val="20"/>
           <w:szCs w:val="20"/>
         </w:rPr>
-        <w:t>SEASUG Paper ###-2026</w:t>
+        <w:t xml:space="preserve">SEASUG Paper </w:t>
+      </w:r>
+      <w:r>
+        <w:rPr>
+          <w:b/>
+          <w:bCs/>
+          <w:color w:val="000000"/>
+          <w:sz w:val="20"/>
+          <w:szCs w:val="20"/>
+        </w:rPr>
+        <w:t>42</w:t>
+      </w:r>
+      <w:r>
+        <w:rPr>
+          <w:b/>
+          <w:bCs/>
+          <w:color w:val="000000"/>
+          <w:sz w:val="20"/>
+          <w:szCs w:val="20"/>
+        </w:rPr>
+        <w:t>-2026</w:t>
       </w:r>
     </w:p>
     <w:p>
@@ -146,7 +166,15 @@
         </w:rPr>
       </w:pPr>
       <w:r>
-        <w:t>This paper presents a proof-of-concept design of a domain-specific language (DSL) for use in wholesale electric market monitoring and applies the DSL to an industry use case. Wholesale electric markets competitively dispatch power plants, while respecting the constraints of the electric grid, to minimize the cost of electricity production. Market monitors are charged with analyzing data from these markets to screen for prohibited behavior among market participants to protect consumers from unduly high prices and to maintain the reliability of the electric grid. </w:t>
+        <w:t xml:space="preserve">This paper presents a proof-of-concept design of </w:t>
+      </w:r>
+      <w:proofErr w:type="gramStart"/>
+      <w:r>
+        <w:t>a domain</w:t>
+      </w:r>
+      <w:proofErr w:type="gramEnd"/>
+      <w:r>
+        <w:t>-specific language (DSL) for use in wholesale electric market monitoring and applies the DSL to an industry use case. Wholesale electric markets competitively dispatch power plants, while respecting the constraints of the electric grid, to minimize the cost of electricity production. Market monitors are charged with analyzing data from these markets to screen for prohibited behavior among market participants to protect consumers from unduly high prices and to maintain the reliability of the electric grid. </w:t>
       </w:r>
     </w:p>
     <w:p>
@@ -291,7 +319,15 @@
         <w:footnoteReference w:id="1"/>
       </w:r>
       <w:r>
-        <w:t xml:space="preserve">. are the group of professionals that work to ensure that these markets remain fair, efficient, and open access. </w:t>
+        <w:t xml:space="preserve">. are the group of professionals that work to ensure that these markets remain fair, efficient, </w:t>
+      </w:r>
+      <w:proofErr w:type="gramStart"/>
+      <w:r>
+        <w:t>and</w:t>
+      </w:r>
+      <w:proofErr w:type="gramEnd"/>
+      <w:r>
+        <w:t xml:space="preserve"> open access. </w:t>
       </w:r>
       <w:r>
         <w:t>Ideally market monitors should be well versed in energy and market policy concepts. However, the nature of the current job landscape also dictates that they possess technical skills in programming and data analysis. The design outlined in this paper intends to put power back in the hands of market monitors. Rather than requiring them to maintain a technical programming skillset, we present a foundation for a domain-specific language (DSL) that allows market monitors to express their analytics in notations better suited to energy data. The language then translates these notations into valid SAS code which can process the energy market data on behalf of the analyst.</w:t>
@@ -2580,7 +2616,15 @@
               <w:jc w:val="center"/>
             </w:pPr>
             <w:r>
-              <w:t>Show congested flowgates, “Display X For Period Y”, Perform “drill downs”</w:t>
+              <w:t xml:space="preserve">Show congested </w:t>
+            </w:r>
+            <w:proofErr w:type="spellStart"/>
+            <w:r>
+              <w:t>flowgates</w:t>
+            </w:r>
+            <w:proofErr w:type="spellEnd"/>
+            <w:r>
+              <w:t>, “Display X For Period Y”, Perform “drill downs”</w:t>
             </w:r>
           </w:p>
         </w:tc>
@@ -2986,7 +3030,15 @@
               <w:t xml:space="preserve">The user can write a script in the language’s declarative grammar and </w:t>
             </w:r>
             <w:r>
-              <w:t>receives transpiled code in the target language.</w:t>
+              <w:t xml:space="preserve">receives </w:t>
+            </w:r>
+            <w:proofErr w:type="spellStart"/>
+            <w:r>
+              <w:t>transpiled</w:t>
+            </w:r>
+            <w:proofErr w:type="spellEnd"/>
+            <w:r>
+              <w:t xml:space="preserve"> code in the target language.</w:t>
             </w:r>
           </w:p>
         </w:tc>
@@ -3116,7 +3168,23 @@
                 <w:i/>
                 <w:iCs/>
               </w:rPr>
-              <w:t xml:space="preserve">Examples include: </w:t>
+              <w:t xml:space="preserve">Examples </w:t>
+            </w:r>
+            <w:proofErr w:type="gramStart"/>
+            <w:r>
+              <w:rPr>
+                <w:i/>
+                <w:iCs/>
+              </w:rPr>
+              <w:t>include:</w:t>
+            </w:r>
+            <w:proofErr w:type="gramEnd"/>
+            <w:r>
+              <w:rPr>
+                <w:i/>
+                <w:iCs/>
+              </w:rPr>
+              <w:t xml:space="preserve"> </w:t>
             </w:r>
             <w:r>
               <w:rPr>
@@ -3166,7 +3234,23 @@
           </w:tcPr>
           <w:p>
             <w:r>
-              <w:t>The language shall allow the user to generate simple visualizations of pre-defined metrics to support market reporting. Examples include: generating fleet fuel-mix or capacity of generation on outage, or locating generating facilities or constraints on a cartographic map.</w:t>
+              <w:t xml:space="preserve">The language shall allow the user to generate simple visualizations of pre-defined metrics to support market reporting. Examples </w:t>
+            </w:r>
+            <w:proofErr w:type="gramStart"/>
+            <w:r>
+              <w:t>include:</w:t>
+            </w:r>
+            <w:proofErr w:type="gramEnd"/>
+            <w:r>
+              <w:t xml:space="preserve"> generating fleet fuel-mix or capacity of generation on </w:t>
+            </w:r>
+            <w:proofErr w:type="gramStart"/>
+            <w:r>
+              <w:t>outage, or</w:t>
+            </w:r>
+            <w:proofErr w:type="gramEnd"/>
+            <w:r>
+              <w:t xml:space="preserve"> locating generating facilities or constraints on a cartographic map.</w:t>
             </w:r>
           </w:p>
         </w:tc>
@@ -3303,22 +3387,6 @@
     </w:p>
     <w:p>
       <w:pPr>
-        <w:pStyle w:val="Heading3"/>
-      </w:pPr>
-      <w:r>
-        <w:t>Test Data</w:t>
-      </w:r>
-    </w:p>
-    <w:p>
-      <w:r>
-        <w:rPr>
-          <w:highlight w:val="yellow"/>
-        </w:rPr>
-        <w:t>Briefly discuss the test data that will be used to satisfy the use cases.</w:t>
-      </w:r>
-    </w:p>
-    <w:p>
-      <w:pPr>
         <w:pStyle w:val="Heading1"/>
       </w:pPr>
       <w:bookmarkStart w:id="11" w:name="_heading=h.3n1hn86yzluu" w:colFirst="0" w:colLast="0"/>
@@ -3392,6 +3460,22 @@
         <w:pStyle w:val="Heading3"/>
       </w:pPr>
       <w:r>
+        <w:t>Test Data</w:t>
+      </w:r>
+    </w:p>
+    <w:p>
+      <w:r>
+        <w:rPr>
+          <w:highlight w:val="yellow"/>
+        </w:rPr>
+        <w:t>Briefly discuss the test data that will be used to satisfy the use cases.</w:t>
+      </w:r>
+    </w:p>
+    <w:p>
+      <w:pPr>
+        <w:pStyle w:val="Heading3"/>
+      </w:pPr>
+      <w:r>
         <w:t xml:space="preserve">Example DSL </w:t>
       </w:r>
       <w:r>
@@ -3408,7 +3492,7 @@
           <w:noProof/>
         </w:rPr>
         <w:drawing>
-          <wp:inline distT="0" distB="0" distL="0" distR="0" wp14:anchorId="157D81CE" wp14:editId="41BF6938">
+          <wp:inline distT="0" distB="0" distL="0" distR="0" wp14:anchorId="157D81CE" wp14:editId="57AF9773">
             <wp:extent cx="4924852" cy="2641588"/>
             <wp:effectExtent l="19050" t="19050" r="9525" b="26035"/>
             <wp:docPr id="1621046374" name="Picture 1"/>
@@ -3539,8 +3623,21 @@
         <w:t xml:space="preserve">environment. </w:t>
       </w:r>
       <w:r>
-        <w:t>The authors created a Python library that defines the grammar of the DSL, builds the lexer</w:t>
-      </w:r>
+        <w:t xml:space="preserve">The authors created a Python library that defines the grammar of </w:t>
+      </w:r>
+      <w:proofErr w:type="gramStart"/>
+      <w:r>
+        <w:t>the DSL</w:t>
+      </w:r>
+      <w:proofErr w:type="gramEnd"/>
+      <w:r>
+        <w:t xml:space="preserve">, builds the </w:t>
+      </w:r>
+      <w:proofErr w:type="spellStart"/>
+      <w:r>
+        <w:t>lexer</w:t>
+      </w:r>
+      <w:proofErr w:type="spellEnd"/>
       <w:r>
         <w:rPr>
           <w:rStyle w:val="FootnoteReference"/>
@@ -3714,6 +3811,11 @@
       </w:r>
     </w:p>
     <w:p>
+      <w:r>
+        <w:t xml:space="preserve">The transpiler produces an output log containing any warnings and errors that are deemed incorrect. </w:t>
+      </w:r>
+    </w:p>
+    <w:p>
       <w:pPr>
         <w:pStyle w:val="Heading3"/>
       </w:pPr>
@@ -3865,7 +3967,11 @@
         <w:t xml:space="preserve">[2] </w:t>
       </w:r>
       <w:r>
-        <w:t xml:space="preserve">P. Bondarenko, “Enron Scandal - Downfall and Bankruptcy,” Nov. 2024. Accessed: July 20, 2026. [Online]. Available: </w:t>
+        <w:t xml:space="preserve">P. Bondarenko, “Enron Scandal - Downfall and Bankruptcy,” Nov. 2024. Accessed: July 20, 2026. [Online]. </w:t>
+      </w:r>
+      <w:r>
+        <w:lastRenderedPageBreak/>
+        <w:t xml:space="preserve">Available: </w:t>
       </w:r>
       <w:hyperlink r:id="rId12" w:history="1">
         <w:r>
@@ -3881,7 +3987,6 @@
         <w:rPr>
           <w:lang w:val="en-US"/>
         </w:rPr>
-        <w:lastRenderedPageBreak/>
         <w:t>[</w:t>
       </w:r>
       <w:r>
@@ -3914,11 +4019,16 @@
     </w:p>
     <w:p>
       <w:r>
-        <w:t>[4] M.-P. Cheong, D. Berleant, and G. Shebl</w:t>
+        <w:t xml:space="preserve">[4] M.-P. Cheong, D. Berleant, and G. </w:t>
+      </w:r>
+      <w:proofErr w:type="spellStart"/>
+      <w:r>
+        <w:t>Shebl</w:t>
       </w:r>
       <w:r>
         <w:t>é</w:t>
       </w:r>
+      <w:proofErr w:type="spellEnd"/>
       <w:r>
         <w:t>, “Information Gap Decision Theory as a tool for strategic bidding in competitive electricity markets,” Proceedings, 8</w:t>
       </w:r>
@@ -3951,7 +4061,15 @@
         <w:t xml:space="preserve">] </w:t>
       </w:r>
       <w:r>
-        <w:t>S. Chuenjitwongsa, “How to: Conduct a Delphi Study,” </w:t>
+        <w:t xml:space="preserve">S. </w:t>
+      </w:r>
+      <w:proofErr w:type="spellStart"/>
+      <w:r>
+        <w:t>Chuenjitwongsa</w:t>
+      </w:r>
+      <w:proofErr w:type="spellEnd"/>
+      <w:r>
+        <w:t>, “How to: Conduct a Delphi Study,” </w:t>
       </w:r>
       <w:r>
         <w:rPr>
@@ -4028,6 +4146,17 @@
           <w:t>https://www.sas.com/en_us/software/on-demand-for-academics.html</w:t>
         </w:r>
       </w:hyperlink>
+    </w:p>
+    <w:p>
+      <w:r>
+        <w:rPr>
+          <w:highlight w:val="yellow"/>
+        </w:rPr>
+        <w:t>*** Need to make sure that I cite the EIA data sets here in the references ***</w:t>
+      </w:r>
+      <w:r>
+        <w:t xml:space="preserve"> </w:t>
+      </w:r>
     </w:p>
     <w:p>
       <w:pPr>
@@ -4060,6 +4189,7 @@
       <w:r>
         <w:t>the Energy Information Authority (EIA</w:t>
       </w:r>
+      <w:proofErr w:type="gramStart"/>
       <w:r>
         <w:t>)</w:t>
       </w:r>
@@ -4067,7 +4197,11 @@
         <w:t xml:space="preserve"> </w:t>
       </w:r>
       <w:r>
-        <w:t xml:space="preserve">for providing </w:t>
+        <w:t>for</w:t>
+      </w:r>
+      <w:proofErr w:type="gramEnd"/>
+      <w:r>
+        <w:t xml:space="preserve"> providing </w:t>
       </w:r>
       <w:r>
         <w:t>sources</w:t>
@@ -4247,9 +4381,11 @@
       <w:r>
         <w:t xml:space="preserve"> </w:t>
       </w:r>
+      <w:proofErr w:type="spellStart"/>
       <w:r>
         <w:t>Jabłoński</w:t>
       </w:r>
+      <w:proofErr w:type="spellEnd"/>
       <w:r>
         <w:t xml:space="preserve"> </w:t>
       </w:r>
@@ -5108,7 +5244,25 @@
           <w:szCs w:val="18"/>
           <w:lang w:val="en-US"/>
         </w:rPr>
-        <w:t xml:space="preserve">refer to distinct operations in computer science for working with text. A lexer takes an input string and </w:t>
+        <w:t xml:space="preserve">refer to distinct operations in computer science for working with text. A </w:t>
+      </w:r>
+      <w:proofErr w:type="spellStart"/>
+      <w:r>
+        <w:rPr>
+          <w:sz w:val="18"/>
+          <w:szCs w:val="18"/>
+          <w:lang w:val="en-US"/>
+        </w:rPr>
+        <w:t>lexer</w:t>
+      </w:r>
+      <w:proofErr w:type="spellEnd"/>
+      <w:r>
+        <w:rPr>
+          <w:sz w:val="18"/>
+          <w:szCs w:val="18"/>
+          <w:lang w:val="en-US"/>
+        </w:rPr>
+        <w:t xml:space="preserve"> takes an input string and </w:t>
       </w:r>
       <w:r>
         <w:rPr>
@@ -5244,7 +5398,7 @@
           <w:szCs w:val="18"/>
           <w:lang w:val="en-US"/>
         </w:rPr>
-        <w:t>was” as the verb</w:t>
+        <w:t xml:space="preserve">was” as the </w:t>
       </w:r>
       <w:r>
         <w:rPr>
@@ -5252,7 +5406,23 @@
           <w:szCs w:val="18"/>
           <w:lang w:val="en-US"/>
         </w:rPr>
-        <w:t>, “programmer” as the direct object, etc.</w:t>
+        <w:t xml:space="preserve">linking </w:t>
+      </w:r>
+      <w:r>
+        <w:rPr>
+          <w:sz w:val="18"/>
+          <w:szCs w:val="18"/>
+          <w:lang w:val="en-US"/>
+        </w:rPr>
+        <w:t>verb</w:t>
+      </w:r>
+      <w:r>
+        <w:rPr>
+          <w:sz w:val="18"/>
+          <w:szCs w:val="18"/>
+          <w:lang w:val="en-US"/>
+        </w:rPr>
+        <w:t>, etc.</w:t>
       </w:r>
       <w:r>
         <w:rPr>
@@ -7476,6 +7646,7 @@
     <w:name w:val="heading 3"/>
     <w:basedOn w:val="Normal"/>
     <w:next w:val="Normal"/>
+    <w:link w:val="Heading3Char"/>
     <w:uiPriority w:val="9"/>
     <w:unhideWhenUsed/>
     <w:qFormat/>
@@ -7784,6 +7955,19 @@
     <w:rPr>
       <w:color w:val="800080" w:themeColor="followedHyperlink"/>
       <w:u w:val="single"/>
+    </w:rPr>
+  </w:style>
+  <w:style w:type="character" w:customStyle="1" w:styleId="Heading3Char">
+    <w:name w:val="Heading 3 Char"/>
+    <w:basedOn w:val="DefaultParagraphFont"/>
+    <w:link w:val="Heading3"/>
+    <w:uiPriority w:val="9"/>
+    <w:rsid w:val="00EC2EE7"/>
+    <w:rPr>
+      <w:b/>
+      <w:bCs/>
+      <w:sz w:val="22"/>
+      <w:szCs w:val="22"/>
     </w:rPr>
   </w:style>
 </w:styles>
